--- a/5. Project Development Phase/Tableau/Dashboard Design Template.docx
+++ b/5. Project Development Phase/Tableau/Dashboard Design Template.docx
@@ -34,7 +34,7 @@
             <wp:extent cx="1376363" cy="589870"/>
             <wp:effectExtent b="0" l="0" r="0" t="0"/>
             <wp:wrapNone/>
-            <wp:docPr id="5" name="image1.png"/>
+            <wp:docPr id="7" name="image1.png"/>
             <a:graphic>
               <a:graphicData uri="http://schemas.openxmlformats.org/drawingml/2006/picture">
                 <pic:pic>
@@ -158,27 +158,20 @@
           </w:p>
         </w:tc>
         <w:tc>
-          <w:tcPr>
-            <w:shd w:fill="auto" w:val="clear"/>
-            <w:tcMar>
-              <w:top w:w="100.0" w:type="dxa"/>
-              <w:left w:w="100.0" w:type="dxa"/>
-              <w:bottom w:w="100.0" w:type="dxa"/>
-              <w:right w:w="100.0" w:type="dxa"/>
-            </w:tcMar>
-          </w:tcPr>
+          <w:tcPr/>
           <w:p>
             <w:pPr>
-              <w:widowControl w:val="0"/>
               <w:spacing w:after="0" w:line="240" w:lineRule="auto"/>
-              <w:ind w:left="131" w:firstLine="0"/>
-              <w:rPr/>
+              <w:rPr>
+                <w:rFonts w:ascii="Arial" w:cs="Arial" w:eastAsia="Arial" w:hAnsi="Arial"/>
+              </w:rPr>
             </w:pPr>
             <w:r>
               <w:rPr>
+                <w:rFonts w:ascii="Arial" w:cs="Arial" w:eastAsia="Arial" w:hAnsi="Arial"/>
                 <w:rtl w:val="0"/>
               </w:rPr>
-              <w:t xml:space="preserve">24 September 2024</w:t>
+              <w:t xml:space="preserve">24 October 2026</w:t>
             </w:r>
           </w:p>
         </w:tc>
@@ -215,27 +208,20 @@
           </w:p>
         </w:tc>
         <w:tc>
-          <w:tcPr>
-            <w:shd w:fill="auto" w:val="clear"/>
-            <w:tcMar>
-              <w:top w:w="100.0" w:type="dxa"/>
-              <w:left w:w="100.0" w:type="dxa"/>
-              <w:bottom w:w="100.0" w:type="dxa"/>
-              <w:right w:w="100.0" w:type="dxa"/>
-            </w:tcMar>
-          </w:tcPr>
+          <w:tcPr/>
           <w:p>
             <w:pPr>
-              <w:widowControl w:val="0"/>
               <w:spacing w:after="0" w:line="240" w:lineRule="auto"/>
-              <w:ind w:left="131" w:firstLine="0"/>
-              <w:rPr/>
+              <w:rPr>
+                <w:rFonts w:ascii="Arial" w:cs="Arial" w:eastAsia="Arial" w:hAnsi="Arial"/>
+              </w:rPr>
             </w:pPr>
             <w:r>
               <w:rPr>
+                <w:rFonts w:ascii="Arial" w:cs="Arial" w:eastAsia="Arial" w:hAnsi="Arial"/>
                 <w:rtl w:val="0"/>
               </w:rPr>
-              <w:t xml:space="preserve">PNT2022TMIDxxxxxx</w:t>
+              <w:t xml:space="preserve">EN25CS3010138</w:t>
             </w:r>
           </w:p>
         </w:tc>
@@ -272,27 +258,25 @@
           </w:p>
         </w:tc>
         <w:tc>
-          <w:tcPr>
-            <w:shd w:fill="auto" w:val="clear"/>
-            <w:tcMar>
-              <w:top w:w="100.0" w:type="dxa"/>
-              <w:left w:w="100.0" w:type="dxa"/>
-              <w:bottom w:w="100.0" w:type="dxa"/>
-              <w:right w:w="100.0" w:type="dxa"/>
-            </w:tcMar>
-          </w:tcPr>
+          <w:tcPr/>
           <w:p>
             <w:pPr>
-              <w:widowControl w:val="0"/>
               <w:spacing w:after="0" w:line="240" w:lineRule="auto"/>
-              <w:ind w:left="131" w:firstLine="0"/>
-              <w:rPr/>
+              <w:rPr>
+                <w:rFonts w:ascii="Arial" w:cs="Arial" w:eastAsia="Arial" w:hAnsi="Arial"/>
+              </w:rPr>
             </w:pPr>
+            <w:r>
+              <w:rPr>
+                <w:color w:val="0a0a0a"/>
+                <w:rtl w:val="0"/>
+              </w:rPr>
+              <w:t xml:space="preserve">Electric Vehicle Market Performance &amp; Insights</w:t>
+            </w:r>
             <w:r>
               <w:rPr>
                 <w:rtl w:val="0"/>
               </w:rPr>
-              <w:t xml:space="preserve">Title of Project</w:t>
             </w:r>
           </w:p>
         </w:tc>
@@ -474,7 +458,6 @@
         <w:spacing w:after="0" w:lineRule="auto"/>
         <w:ind w:left="1440" w:hanging="360"/>
         <w:rPr>
-          <w:rFonts w:ascii="Cambria" w:cs="Cambria" w:eastAsia="Cambria" w:hAnsi="Cambria"/>
           <w:color w:val="000000"/>
           <w:sz w:val="24"/>
           <w:szCs w:val="24"/>
@@ -509,7 +492,6 @@
         <w:spacing w:after="0" w:lineRule="auto"/>
         <w:ind w:left="1440" w:hanging="360"/>
         <w:rPr>
-          <w:rFonts w:ascii="Cambria" w:cs="Cambria" w:eastAsia="Cambria" w:hAnsi="Cambria"/>
           <w:color w:val="000000"/>
           <w:sz w:val="24"/>
           <w:szCs w:val="24"/>
@@ -544,7 +526,6 @@
         <w:spacing w:after="0" w:lineRule="auto"/>
         <w:ind w:left="1440" w:hanging="360"/>
         <w:rPr>
-          <w:rFonts w:ascii="Cambria" w:cs="Cambria" w:eastAsia="Cambria" w:hAnsi="Cambria"/>
           <w:color w:val="000000"/>
           <w:sz w:val="24"/>
           <w:szCs w:val="24"/>
@@ -579,7 +560,6 @@
         <w:spacing w:after="0" w:lineRule="auto"/>
         <w:ind w:left="1440" w:hanging="360"/>
         <w:rPr>
-          <w:rFonts w:ascii="Cambria" w:cs="Cambria" w:eastAsia="Cambria" w:hAnsi="Cambria"/>
           <w:color w:val="000000"/>
           <w:sz w:val="24"/>
           <w:szCs w:val="24"/>
@@ -614,7 +594,6 @@
         <w:spacing w:after="0" w:lineRule="auto"/>
         <w:ind w:left="1440" w:hanging="360"/>
         <w:rPr>
-          <w:rFonts w:ascii="Cambria" w:cs="Cambria" w:eastAsia="Cambria" w:hAnsi="Cambria"/>
           <w:color w:val="000000"/>
           <w:sz w:val="24"/>
           <w:szCs w:val="24"/>
@@ -649,7 +628,6 @@
         <w:spacing w:after="0" w:lineRule="auto"/>
         <w:ind w:left="1440" w:hanging="360"/>
         <w:rPr>
-          <w:rFonts w:ascii="Cambria" w:cs="Cambria" w:eastAsia="Cambria" w:hAnsi="Cambria"/>
           <w:color w:val="000000"/>
           <w:sz w:val="24"/>
           <w:szCs w:val="24"/>
@@ -684,7 +662,6 @@
         <w:spacing w:after="0" w:lineRule="auto"/>
         <w:ind w:left="1440" w:hanging="360"/>
         <w:rPr>
-          <w:rFonts w:ascii="Cambria" w:cs="Cambria" w:eastAsia="Cambria" w:hAnsi="Cambria"/>
           <w:color w:val="000000"/>
           <w:sz w:val="24"/>
           <w:szCs w:val="24"/>
@@ -718,7 +695,6 @@
         </w:pBdr>
         <w:ind w:left="1440" w:hanging="360"/>
         <w:rPr>
-          <w:rFonts w:ascii="Cambria" w:cs="Cambria" w:eastAsia="Cambria" w:hAnsi="Cambria"/>
           <w:color w:val="000000"/>
           <w:sz w:val="24"/>
           <w:szCs w:val="24"/>
@@ -776,7 +752,7 @@
           <wp:inline distB="114300" distT="114300" distL="114300" distR="114300">
             <wp:extent cx="5731200" cy="2857500"/>
             <wp:effectExtent b="0" l="0" r="0" t="0"/>
-            <wp:docPr id="6" name="image2.png"/>
+            <wp:docPr id="8" name="image2.png"/>
             <a:graphic>
               <a:graphicData uri="http://schemas.openxmlformats.org/drawingml/2006/picture">
                 <pic:pic>
@@ -873,9 +849,7 @@
         </w:numPr>
         <w:spacing w:after="0" w:before="240" w:line="240" w:lineRule="auto"/>
         <w:ind w:left="720" w:hanging="360"/>
-        <w:rPr>
-          <w:u w:val="none"/>
-        </w:rPr>
+        <w:rPr/>
       </w:pPr>
       <w:r>
         <w:rPr>
@@ -905,9 +879,7 @@
         </w:numPr>
         <w:spacing w:after="0" w:before="0" w:line="240" w:lineRule="auto"/>
         <w:ind w:left="720" w:hanging="360"/>
-        <w:rPr>
-          <w:u w:val="none"/>
-        </w:rPr>
+        <w:rPr/>
       </w:pPr>
       <w:r>
         <w:rPr>
@@ -937,9 +909,7 @@
         </w:numPr>
         <w:spacing w:after="0" w:before="0" w:line="240" w:lineRule="auto"/>
         <w:ind w:left="720" w:hanging="360"/>
-        <w:rPr>
-          <w:u w:val="none"/>
-        </w:rPr>
+        <w:rPr/>
       </w:pPr>
       <w:r>
         <w:rPr>
@@ -969,9 +939,7 @@
         </w:numPr>
         <w:spacing w:after="0" w:before="0" w:line="240" w:lineRule="auto"/>
         <w:ind w:left="720" w:hanging="360"/>
-        <w:rPr>
-          <w:u w:val="none"/>
-        </w:rPr>
+        <w:rPr/>
       </w:pPr>
       <w:r>
         <w:rPr>
@@ -1001,9 +969,7 @@
         </w:numPr>
         <w:spacing w:after="240" w:before="0" w:line="240" w:lineRule="auto"/>
         <w:ind w:left="720" w:hanging="360"/>
-        <w:rPr>
-          <w:u w:val="none"/>
-        </w:rPr>
+        <w:rPr/>
       </w:pPr>
       <w:r>
         <w:rPr>
@@ -1526,6 +1492,20 @@
       <w:szCs w:val="72"/>
     </w:rPr>
   </w:style>
+  <w:style w:type="table" w:styleId="TableNormal" w:default="1">
+    <w:name w:val="TableNormal"/>
+    <w:tblPr>
+      <w:tblCellMar>
+        <w:top w:w="100.0" w:type="dxa"/>
+        <w:left w:w="100.0" w:type="dxa"/>
+        <w:bottom w:w="100.0" w:type="dxa"/>
+        <w:right w:w="100.0" w:type="dxa"/>
+      </w:tblCellMar>
+    </w:tblPr>
+  </w:style>
+  <w:style w:type="paragraph" w:styleId="Normal" w:default="1">
+    <w:name w:val="normal"/>
+  </w:style>
   <w:style w:type="paragraph" w:styleId="Normal" w:default="1">
     <w:name w:val="normal"/>
   </w:style>
@@ -1604,6 +1584,13 @@
         <w:bottom w:w="100.0" w:type="dxa"/>
         <w:right w:w="100.0" w:type="dxa"/>
       </w:tblCellMar>
+    </w:tblPr>
+  </w:style>
+  <w:style w:type="table" w:styleId="Table1">
+    <w:basedOn w:val="TableNormal"/>
+    <w:tblPr>
+      <w:tblStyleRowBandSize w:val="1"/>
+      <w:tblStyleColBandSize w:val="1"/>
     </w:tblPr>
   </w:style>
   <w:style w:type="paragraph" w:styleId="Subtitle">
@@ -1629,6 +1616,12 @@
     <w:tblPr>
       <w:tblStyleRowBandSize w:val="1"/>
       <w:tblStyleColBandSize w:val="1"/>
+      <w:tblCellMar>
+        <w:top w:w="0.0" w:type="dxa"/>
+        <w:left w:w="108.0" w:type="dxa"/>
+        <w:bottom w:w="0.0" w:type="dxa"/>
+        <w:right w:w="108.0" w:type="dxa"/>
+      </w:tblCellMar>
     </w:tblPr>
   </w:style>
 </w:styles>
@@ -1931,7 +1924,7 @@
 
 <file path=customXML/item1.xml><?xml version="1.0" encoding="utf-8"?>
 <go:gDocsCustomXmlDataStorage xmlns:go="http://customooxmlschemas.google.com/" xmlns:r="http://schemas.openxmlformats.org/officeDocument/2006/relationships" uri="GoogleDocsCustomDataVersion2">
-  <go:docsCustomData xmlns:go="http://customooxmlschemas.google.com/" roundtripDataSignature="AMtx7mhts4vCULXRgly0WckE8H7dAefINg==">CgMxLjA4AHIhMVRXTzg5Tkp0X1p2X0xPZFJxbm5Ja2lDNzgxalY3SjlW</go:docsCustomData>
+  <go:docsCustomData xmlns:go="http://customooxmlschemas.google.com/" roundtripDataSignature="AMtx7mhyho9F6HZ13Xq3Rpn5AKkDYrK2Lg==">CgMxLjA4AHIhMTNiZlpobXFabE5HMzk3N2dMSTRtWFBvRnNOUkE0Zzd5</go:docsCustomData>
 </go:gDocsCustomXmlDataStorage>
 </file>
 
